--- a/output/Valon/resume.docx
+++ b/output/Valon/resume.docx
@@ -2,7 +2,7 @@
 <file path=word/document.xml><?xml version="1.0" encoding="utf-8"?>
 <w:document xmlns:w="http://schemas.openxmlformats.org/wordprocessingml/2006/main" xmlns:m="http://schemas.openxmlformats.org/officeDocument/2006/math" xmlns:r="http://schemas.openxmlformats.org/officeDocument/2006/relationships" xmlns:o="urn:schemas-microsoft-com:office:office" xmlns:v="urn:schemas-microsoft-com:vml" xmlns:w10="urn:schemas-microsoft-com:office:word" xmlns:a="http://schemas.openxmlformats.org/drawingml/2006/main" xmlns:pic="http://schemas.openxmlformats.org/drawingml/2006/picture" xmlns:wp="http://schemas.openxmlformats.org/drawingml/2006/wordprocessingDrawing">
   <w:body>
-    <w:bookmarkStart w:id="19" w:name="sagar-bagwe"/>
+    <w:bookmarkStart w:id="12" w:name="sagar-bagwe"/>
     <w:p>
       <w:pPr>
         <w:pStyle w:val="Heading2"/>
@@ -13,7 +13,7 @@
     </w:p>
     <w:p>
       <w:pPr>
-        <w:pStyle w:val="FirstParagraph"/>
+        <w:pStyle w:val="resumeSubheader"/>
       </w:pPr>
       <w:r>
         <w:t xml:space="preserve">sagarbagwe6699@gmail.com | (213) 551-8468 |</w:t>
@@ -77,177 +77,82 @@
         </w:pict>
       </w:r>
     </w:p>
-    <w:bookmarkStart w:id="12" w:name="summary"/>
-    <w:p>
-      <w:pPr>
-        <w:pStyle w:val="Heading3"/>
-      </w:pPr>
-      <w:r>
-        <w:t xml:space="preserve">Summary</w:t>
-      </w:r>
-    </w:p>
-    <w:p>
-      <w:pPr>
-        <w:pStyle w:val="FirstParagraph"/>
-      </w:pPr>
-      <w:r>
-        <w:t xml:space="preserve">Software engineer with</w:t>
-      </w:r>
-      <w:r>
-        <w:t xml:space="preserve"> </w:t>
-      </w:r>
-      <w:r>
-        <w:rPr>
-          <w:b/>
-          <w:bCs/>
-        </w:rPr>
-        <w:t xml:space="preserve">3+ years</w:t>
-      </w:r>
-      <w:r>
-        <w:t xml:space="preserve"> </w:t>
-      </w:r>
-      <w:r>
-        <w:t xml:space="preserve">of enterprise application experience spanning</w:t>
-      </w:r>
-      <w:r>
-        <w:t xml:space="preserve"> </w:t>
-      </w:r>
-      <w:r>
-        <w:rPr>
-          <w:b/>
-          <w:bCs/>
-        </w:rPr>
-        <w:t xml:space="preserve">Python, SQL, API design, and AI-powered systems</w:t>
-      </w:r>
-      <w:r>
-        <w:t xml:space="preserve">. Built and deployed</w:t>
-      </w:r>
-      <w:r>
-        <w:t xml:space="preserve"> </w:t>
-      </w:r>
-      <w:r>
-        <w:rPr>
-          <w:b/>
-          <w:bCs/>
-        </w:rPr>
-        <w:t xml:space="preserve">agentic LLM solutions</w:t>
-      </w:r>
-      <w:r>
-        <w:t xml:space="preserve"> </w:t>
-      </w:r>
-      <w:r>
-        <w:t xml:space="preserve">and</w:t>
-      </w:r>
-      <w:r>
-        <w:t xml:space="preserve"> </w:t>
-      </w:r>
-      <w:r>
-        <w:rPr>
-          <w:b/>
-          <w:bCs/>
-        </w:rPr>
-        <w:t xml:space="preserve">high-scale data workflows</w:t>
-      </w:r>
-      <w:r>
-        <w:t xml:space="preserve"> </w:t>
-      </w:r>
-      <w:r>
-        <w:t xml:space="preserve">at C3 AI. Proven ability to</w:t>
-      </w:r>
-      <w:r>
-        <w:t xml:space="preserve"> </w:t>
-      </w:r>
-      <w:r>
-        <w:rPr>
-          <w:b/>
-          <w:bCs/>
-        </w:rPr>
-        <w:t xml:space="preserve">bridge technical execution and strategic product thinking</w:t>
-      </w:r>
-      <w:r>
-        <w:t xml:space="preserve"> </w:t>
-      </w:r>
-      <w:r>
-        <w:t xml:space="preserve">— mentored engineers, led cross-functional feature delivery, and drove</w:t>
-      </w:r>
-      <w:r>
-        <w:t xml:space="preserve"> </w:t>
-      </w:r>
-      <w:r>
-        <w:rPr>
-          <w:b/>
-          <w:bCs/>
-        </w:rPr>
-        <w:t xml:space="preserve">50%+ backend performance improvements</w:t>
-      </w:r>
-      <w:r>
-        <w:t xml:space="preserve">. Seeking to apply hands-on technical skills and product intuition to</w:t>
-      </w:r>
-      <w:r>
-        <w:t xml:space="preserve"> </w:t>
-      </w:r>
-      <w:r>
-        <w:rPr>
-          <w:b/>
-          <w:bCs/>
-        </w:rPr>
-        <w:t xml:space="preserve">AI deployment at enterprise scale</w:t>
-      </w:r>
-      <w:r>
-        <w:t xml:space="preserve">.</w:t>
-      </w:r>
-    </w:p>
-    <w:p>
-      <w:r>
-        <w:pict>
-          <v:rect style="width:0;height:1.5pt" o:hralign="center" o:hrstd="t" o:hr="t"/>
-        </w:pict>
-      </w:r>
-    </w:p>
     <w:bookmarkEnd w:id="12"/>
     <w:bookmarkStart w:id="13" w:name="experience"/>
     <w:p>
       <w:pPr>
-        <w:pStyle w:val="Heading3"/>
+        <w:pStyle w:val="Heading2"/>
       </w:pPr>
       <w:r>
         <w:t xml:space="preserve">Experience</w:t>
       </w:r>
     </w:p>
-    <w:p>
-      <w:pPr>
-        <w:pStyle w:val="FirstParagraph"/>
-      </w:pPr>
-      <w:r>
-        <w:rPr>
-          <w:b/>
-          <w:bCs/>
-        </w:rPr>
-        <w:t xml:space="preserve">Software Engineer</w:t>
-      </w:r>
-      <w:r>
-        <w:t xml:space="preserve"> </w:t>
-      </w:r>
-      <w:r>
-        <w:t xml:space="preserve">—</w:t>
-      </w:r>
-      <w:r>
-        <w:t xml:space="preserve"> </w:t>
-      </w:r>
-      <w:r>
-        <w:rPr>
-          <w:b/>
-          <w:bCs/>
-        </w:rPr>
-        <w:t xml:space="preserve">C3 AI,</w:t>
-      </w:r>
-      <w:r>
-        <w:t xml:space="preserve"> </w:t>
-      </w:r>
-      <w:r>
-        <w:t xml:space="preserve">California, United States | Jun 2023 – Present</w:t>
-      </w:r>
-    </w:p>
+    <w:tbl>
+      <w:tblPr>
+        <w:tblStyle w:val="Table"/>
+        <w:tblW w:type="pct" w:w="5000"/>
+        <w:tblLayout w:type="fixed"/>
+        <w:tblLook w:firstRow="1" w:lastRow="0" w:firstColumn="0" w:lastColumn="0" w:noHBand="0" w:noVBand="0" w:val="0020"/>
+      </w:tblPr>
+      <w:tblGrid>
+        <w:gridCol w:w="5808"/>
+        <w:gridCol w:w="2112"/>
+      </w:tblGrid>
+      <w:tr>
+        <w:trPr>
+          <w:tblHeader w:val="on"/>
+        </w:trPr>
+        <w:tc>
+          <w:tcPr/>
+          <w:p>
+            <w:pPr>
+              <w:pStyle w:val="Compact"/>
+            </w:pPr>
+            <w:r>
+              <w:rPr>
+                <w:b/>
+                <w:bCs/>
+              </w:rPr>
+              <w:t xml:space="preserve">Software Engineering</w:t>
+            </w:r>
+            <w:r>
+              <w:t xml:space="preserve"> </w:t>
+            </w:r>
+            <w:r>
+              <w:t xml:space="preserve">—</w:t>
+            </w:r>
+            <w:r>
+              <w:t xml:space="preserve"> </w:t>
+            </w:r>
+            <w:r>
+              <w:rPr>
+                <w:b/>
+                <w:bCs/>
+              </w:rPr>
+              <w:t xml:space="preserve">C3 AI,</w:t>
+            </w:r>
+            <w:r>
+              <w:t xml:space="preserve"> </w:t>
+            </w:r>
+            <w:r>
+              <w:t xml:space="preserve">California, United States</w:t>
+            </w:r>
+          </w:p>
+        </w:tc>
+        <w:tc>
+          <w:tcPr/>
+          <w:p>
+            <w:pPr>
+              <w:pStyle w:val="Compact"/>
+              <w:jc w:val="right"/>
+            </w:pPr>
+            <w:r>
+              <w:t xml:space="preserve">Jun 2023 – Present</w:t>
+            </w:r>
+          </w:p>
+        </w:tc>
+      </w:tr>
+    </w:tbl>
     <w:p>
       <w:pPr>
         <w:numPr>
@@ -260,39 +165,71 @@
           <w:b/>
           <w:bCs/>
         </w:rPr>
-        <w:t xml:space="preserve">Led end-to-end delivery of enterprise platform features</w:t>
-      </w:r>
-      <w:r>
-        <w:t xml:space="preserve"> </w:t>
-      </w:r>
-      <w:r>
-        <w:t xml:space="preserve">across</w:t>
-      </w:r>
-      <w:r>
-        <w:t xml:space="preserve"> </w:t>
-      </w:r>
-      <w:r>
-        <w:rPr>
-          <w:b/>
-          <w:bCs/>
-        </w:rPr>
-        <w:t xml:space="preserve">backend services, API contracts, and UI integration</w:t>
-      </w:r>
-      <w:r>
-        <w:t xml:space="preserve">, ensuring adoption and usability for enterprise customers, by designing for</w:t>
-      </w:r>
-      <w:r>
-        <w:t xml:space="preserve"> </w:t>
-      </w:r>
-      <w:r>
-        <w:rPr>
-          <w:b/>
-          <w:bCs/>
-        </w:rPr>
-        <w:t xml:space="preserve">performance, scalability, and correctness</w:t>
-      </w:r>
-      <w:r>
-        <w:t xml:space="preserve">.</w:t>
+        <w:t xml:space="preserve">Owned end-to-end delivery of core features</w:t>
+      </w:r>
+      <w:r>
+        <w:t xml:space="preserve"> </w:t>
+      </w:r>
+      <w:r>
+        <w:t xml:space="preserve">in a</w:t>
+      </w:r>
+      <w:r>
+        <w:t xml:space="preserve"> </w:t>
+      </w:r>
+      <w:r>
+        <w:rPr>
+          <w:b/>
+          <w:bCs/>
+        </w:rPr>
+        <w:t xml:space="preserve">production enterprise AI platform</w:t>
+      </w:r>
+      <w:r>
+        <w:t xml:space="preserve">, spanning backend services,</w:t>
+      </w:r>
+      <w:r>
+        <w:t xml:space="preserve"> </w:t>
+      </w:r>
+      <w:r>
+        <w:rPr>
+          <w:b/>
+          <w:bCs/>
+        </w:rPr>
+        <w:t xml:space="preserve">API contracts</w:t>
+      </w:r>
+      <w:r>
+        <w:t xml:space="preserve">, and</w:t>
+      </w:r>
+      <w:r>
+        <w:t xml:space="preserve"> </w:t>
+      </w:r>
+      <w:r>
+        <w:rPr>
+          <w:b/>
+          <w:bCs/>
+        </w:rPr>
+        <w:t xml:space="preserve">UI integration</w:t>
+      </w:r>
+      <w:r>
+        <w:t xml:space="preserve"> </w:t>
+      </w:r>
+      <w:r>
+        <w:t xml:space="preserve">— working directly with</w:t>
+      </w:r>
+      <w:r>
+        <w:t xml:space="preserve"> </w:t>
+      </w:r>
+      <w:r>
+        <w:rPr>
+          <w:b/>
+          <w:bCs/>
+        </w:rPr>
+        <w:t xml:space="preserve">enterprise clients</w:t>
+      </w:r>
+      <w:r>
+        <w:t xml:space="preserve"> </w:t>
+      </w:r>
+      <w:r>
+        <w:t xml:space="preserve">to ensure adoption, usability, and long-term value.</w:t>
       </w:r>
     </w:p>
     <w:p>
@@ -307,52 +244,94 @@
           <w:b/>
           <w:bCs/>
         </w:rPr>
-        <w:t xml:space="preserve">Managed delivery across multiple concurrent workstreams</w:t>
-      </w:r>
-      <w:r>
-        <w:t xml:space="preserve">, shipping</w:t>
-      </w:r>
-      <w:r>
-        <w:t xml:space="preserve"> </w:t>
-      </w:r>
-      <w:r>
-        <w:rPr>
-          <w:b/>
-          <w:bCs/>
-        </w:rPr>
-        <w:t xml:space="preserve">10+ features</w:t>
-      </w:r>
-      <w:r>
-        <w:t xml:space="preserve"> </w:t>
-      </w:r>
-      <w:r>
-        <w:t xml:space="preserve">and</w:t>
-      </w:r>
-      <w:r>
-        <w:t xml:space="preserve"> </w:t>
-      </w:r>
-      <w:r>
-        <w:rPr>
-          <w:b/>
-          <w:bCs/>
-        </w:rPr>
-        <w:t xml:space="preserve">two major releases on schedule</w:t>
-      </w:r>
-      <w:r>
-        <w:t xml:space="preserve">, by coordinating with cross-functional teams using</w:t>
-      </w:r>
-      <w:r>
-        <w:t xml:space="preserve"> </w:t>
-      </w:r>
-      <w:r>
-        <w:rPr>
-          <w:b/>
-          <w:bCs/>
-        </w:rPr>
-        <w:t xml:space="preserve">JavaScript, Python, React, and Redux</w:t>
-      </w:r>
-      <w:r>
-        <w:t xml:space="preserve">.</w:t>
+        <w:t xml:space="preserve">Led cross-functional development across multiple projects</w:t>
+      </w:r>
+      <w:r>
+        <w:t xml:space="preserve">, delivering</w:t>
+      </w:r>
+      <w:r>
+        <w:t xml:space="preserve"> </w:t>
+      </w:r>
+      <w:r>
+        <w:rPr>
+          <w:b/>
+          <w:bCs/>
+        </w:rPr>
+        <w:t xml:space="preserve">10+ features end-to-end</w:t>
+      </w:r>
+      <w:r>
+        <w:t xml:space="preserve"> </w:t>
+      </w:r>
+      <w:r>
+        <w:t xml:space="preserve">using</w:t>
+      </w:r>
+      <w:r>
+        <w:t xml:space="preserve"> </w:t>
+      </w:r>
+      <w:r>
+        <w:rPr>
+          <w:b/>
+          <w:bCs/>
+        </w:rPr>
+        <w:t xml:space="preserve">JavaScript</w:t>
+      </w:r>
+      <w:r>
+        <w:t xml:space="preserve">,</w:t>
+      </w:r>
+      <w:r>
+        <w:t xml:space="preserve"> </w:t>
+      </w:r>
+      <w:r>
+        <w:rPr>
+          <w:b/>
+          <w:bCs/>
+        </w:rPr>
+        <w:t xml:space="preserve">Python</w:t>
+      </w:r>
+      <w:r>
+        <w:t xml:space="preserve">,</w:t>
+      </w:r>
+      <w:r>
+        <w:t xml:space="preserve"> </w:t>
+      </w:r>
+      <w:r>
+        <w:rPr>
+          <w:b/>
+          <w:bCs/>
+        </w:rPr>
+        <w:t xml:space="preserve">React</w:t>
+      </w:r>
+      <w:r>
+        <w:t xml:space="preserve">, and</w:t>
+      </w:r>
+      <w:r>
+        <w:t xml:space="preserve"> </w:t>
+      </w:r>
+      <w:r>
+        <w:rPr>
+          <w:b/>
+          <w:bCs/>
+        </w:rPr>
+        <w:t xml:space="preserve">Redux</w:t>
+      </w:r>
+      <w:r>
+        <w:t xml:space="preserve">, coordinating with product, engineering, and</w:t>
+      </w:r>
+      <w:r>
+        <w:t xml:space="preserve"> </w:t>
+      </w:r>
+      <w:r>
+        <w:rPr>
+          <w:b/>
+          <w:bCs/>
+        </w:rPr>
+        <w:t xml:space="preserve">stakeholder teams</w:t>
+      </w:r>
+      <w:r>
+        <w:t xml:space="preserve"> </w:t>
+      </w:r>
+      <w:r>
+        <w:t xml:space="preserve">to ship two major releases on schedule.</w:t>
       </w:r>
     </w:p>
     <w:p>
@@ -367,10 +346,10 @@
           <w:b/>
           <w:bCs/>
         </w:rPr>
-        <w:t xml:space="preserve">Optimized data processing pipelines</w:t>
-      </w:r>
-      <w:r>
-        <w:t xml:space="preserve">, improving request throughput by</w:t>
+        <w:t xml:space="preserve">Drove platform performance optimizations</w:t>
+      </w:r>
+      <w:r>
+        <w:t xml:space="preserve">, improving request processing time by</w:t>
       </w:r>
       <w:r>
         <w:t xml:space="preserve"> </w:t>
@@ -383,23 +362,71 @@
         <w:t xml:space="preserve">over 50%</w:t>
       </w:r>
       <w:r>
-        <w:t xml:space="preserve">, by implementing</w:t>
-      </w:r>
-      <w:r>
-        <w:t xml:space="preserve"> </w:t>
-      </w:r>
-      <w:r>
-        <w:rPr>
-          <w:b/>
-          <w:bCs/>
-        </w:rPr>
-        <w:t xml:space="preserve">batching strategies and rolling aggregations</w:t>
-      </w:r>
-      <w:r>
-        <w:t xml:space="preserve"> </w:t>
-      </w:r>
-      <w:r>
-        <w:t xml:space="preserve">to support high-scale enterprise operations.</w:t>
+        <w:t xml:space="preserve"> </w:t>
+      </w:r>
+      <w:r>
+        <w:t xml:space="preserve">by diagnosing bottlenecks and implementing</w:t>
+      </w:r>
+      <w:r>
+        <w:t xml:space="preserve"> </w:t>
+      </w:r>
+      <w:r>
+        <w:rPr>
+          <w:b/>
+          <w:bCs/>
+        </w:rPr>
+        <w:t xml:space="preserve">scalable workflow</w:t>
+      </w:r>
+      <w:r>
+        <w:t xml:space="preserve"> </w:t>
+      </w:r>
+      <w:r>
+        <w:t xml:space="preserve">solutions — demonstrating the</w:t>
+      </w:r>
+      <w:r>
+        <w:t xml:space="preserve"> </w:t>
+      </w:r>
+      <w:r>
+        <w:rPr>
+          <w:b/>
+          <w:bCs/>
+        </w:rPr>
+        <w:t xml:space="preserve">analytical thinking</w:t>
+      </w:r>
+      <w:r>
+        <w:t xml:space="preserve"> </w:t>
+      </w:r>
+      <w:r>
+        <w:t xml:space="preserve">and</w:t>
+      </w:r>
+      <w:r>
+        <w:t xml:space="preserve"> </w:t>
+      </w:r>
+      <w:r>
+        <w:rPr>
+          <w:b/>
+          <w:bCs/>
+        </w:rPr>
+        <w:t xml:space="preserve">execution mindset</w:t>
+      </w:r>
+      <w:r>
+        <w:t xml:space="preserve"> </w:t>
+      </w:r>
+      <w:r>
+        <w:t xml:space="preserve">needed to solve complex</w:t>
+      </w:r>
+      <w:r>
+        <w:t xml:space="preserve"> </w:t>
+      </w:r>
+      <w:r>
+        <w:rPr>
+          <w:b/>
+          <w:bCs/>
+        </w:rPr>
+        <w:t xml:space="preserve">operational challenges</w:t>
+      </w:r>
+      <w:r>
+        <w:t xml:space="preserve">.</w:t>
       </w:r>
     </w:p>
     <w:p>
@@ -414,13 +441,55 @@
           <w:b/>
           <w:bCs/>
         </w:rPr>
-        <w:t xml:space="preserve">Architected an AI-powered agentic debugging system</w:t>
-      </w:r>
-      <w:r>
-        <w:t xml:space="preserve"> </w:t>
-      </w:r>
-      <w:r>
-        <w:t xml:space="preserve">that automated root-cause analysis across</w:t>
+        <w:t xml:space="preserve">Architected an agentic LLM-powered debugging system</w:t>
+      </w:r>
+      <w:r>
+        <w:t xml:space="preserve"> </w:t>
+      </w:r>
+      <w:r>
+        <w:t xml:space="preserve">using</w:t>
+      </w:r>
+      <w:r>
+        <w:t xml:space="preserve"> </w:t>
+      </w:r>
+      <w:r>
+        <w:rPr>
+          <w:b/>
+          <w:bCs/>
+        </w:rPr>
+        <w:t xml:space="preserve">Python</w:t>
+      </w:r>
+      <w:r>
+        <w:t xml:space="preserve">,</w:t>
+      </w:r>
+      <w:r>
+        <w:t xml:space="preserve"> </w:t>
+      </w:r>
+      <w:r>
+        <w:rPr>
+          <w:b/>
+          <w:bCs/>
+        </w:rPr>
+        <w:t xml:space="preserve">Postgres</w:t>
+      </w:r>
+      <w:r>
+        <w:t xml:space="preserve">, and workflow graph analysis — capable of</w:t>
+      </w:r>
+      <w:r>
+        <w:t xml:space="preserve"> </w:t>
+      </w:r>
+      <w:r>
+        <w:rPr>
+          <w:b/>
+          <w:bCs/>
+        </w:rPr>
+        <w:t xml:space="preserve">deploying AI-powered solutions</w:t>
+      </w:r>
+      <w:r>
+        <w:t xml:space="preserve"> </w:t>
+      </w:r>
+      <w:r>
+        <w:t xml:space="preserve">that handle</w:t>
       </w:r>
       <w:r>
         <w:t xml:space="preserve"> </w:t>
@@ -433,23 +502,20 @@
         <w:t xml:space="preserve">500+ optimization constraints</w:t>
       </w:r>
       <w:r>
-        <w:t xml:space="preserve">, by integrating</w:t>
-      </w:r>
-      <w:r>
-        <w:t xml:space="preserve"> </w:t>
-      </w:r>
-      <w:r>
-        <w:rPr>
-          <w:b/>
-          <w:bCs/>
-        </w:rPr>
-        <w:t xml:space="preserve">Postgres retrieval, workflow graph analysis, and structured LLM reasoning</w:t>
-      </w:r>
-      <w:r>
-        <w:t xml:space="preserve"> </w:t>
-      </w:r>
-      <w:r>
-        <w:t xml:space="preserve">— reducing manual operational overhead.</w:t>
+        <w:t xml:space="preserve">, directly replacing manual root-cause analysis with</w:t>
+      </w:r>
+      <w:r>
+        <w:t xml:space="preserve"> </w:t>
+      </w:r>
+      <w:r>
+        <w:rPr>
+          <w:b/>
+          <w:bCs/>
+        </w:rPr>
+        <w:t xml:space="preserve">AI-driven automation</w:t>
+      </w:r>
+      <w:r>
+        <w:t xml:space="preserve">.</w:t>
       </w:r>
     </w:p>
     <w:p>
@@ -464,61 +530,77 @@
           <w:b/>
           <w:bCs/>
         </w:rPr>
-        <w:t xml:space="preserve">Designed a scalable onboarding system</w:t>
-      </w:r>
-      <w:r>
-        <w:t xml:space="preserve"> </w:t>
-      </w:r>
-      <w:r>
-        <w:t xml:space="preserve">for</w:t>
-      </w:r>
-      <w:r>
-        <w:t xml:space="preserve"> </w:t>
-      </w:r>
-      <w:r>
-        <w:rPr>
-          <w:b/>
-          <w:bCs/>
-        </w:rPr>
-        <w:t xml:space="preserve">5,000+ simultaneous asset operations</w:t>
-      </w:r>
-      <w:r>
-        <w:t xml:space="preserve"> </w:t>
-      </w:r>
-      <w:r>
-        <w:t xml:space="preserve">with zero performance degradation, by building an</w:t>
-      </w:r>
-      <w:r>
-        <w:t xml:space="preserve"> </w:t>
-      </w:r>
-      <w:r>
-        <w:rPr>
-          <w:b/>
-          <w:bCs/>
-        </w:rPr>
-        <w:t xml:space="preserve">in-memory state management layer</w:t>
-      </w:r>
-      <w:r>
-        <w:t xml:space="preserve"> </w:t>
-      </w:r>
-      <w:r>
-        <w:t xml:space="preserve">that minimized database calls and ensured</w:t>
-      </w:r>
-      <w:r>
-        <w:t xml:space="preserve"> </w:t>
-      </w:r>
-      <w:r>
-        <w:rPr>
-          <w:b/>
-          <w:bCs/>
-        </w:rPr>
-        <w:t xml:space="preserve">data consistency</w:t>
-      </w:r>
-      <w:r>
-        <w:t xml:space="preserve"> </w:t>
-      </w:r>
-      <w:r>
-        <w:t xml:space="preserve">— enabling seamless enterprise client workflows.</w:t>
+        <w:t xml:space="preserve">Designed a high-scale asset onboarding system</w:t>
+      </w:r>
+      <w:r>
+        <w:t xml:space="preserve"> </w:t>
+      </w:r>
+      <w:r>
+        <w:t xml:space="preserve">enabling</w:t>
+      </w:r>
+      <w:r>
+        <w:t xml:space="preserve"> </w:t>
+      </w:r>
+      <w:r>
+        <w:rPr>
+          <w:b/>
+          <w:bCs/>
+        </w:rPr>
+        <w:t xml:space="preserve">5,000+ simultaneous assets</w:t>
+      </w:r>
+      <w:r>
+        <w:t xml:space="preserve"> </w:t>
+      </w:r>
+      <w:r>
+        <w:t xml:space="preserve">with zero performance degradation, by building</w:t>
+      </w:r>
+      <w:r>
+        <w:t xml:space="preserve"> </w:t>
+      </w:r>
+      <w:r>
+        <w:rPr>
+          <w:b/>
+          <w:bCs/>
+        </w:rPr>
+        <w:t xml:space="preserve">data pipelines</w:t>
+      </w:r>
+      <w:r>
+        <w:t xml:space="preserve"> </w:t>
+      </w:r>
+      <w:r>
+        <w:t xml:space="preserve">and in-memory state management — solving a</w:t>
+      </w:r>
+      <w:r>
+        <w:t xml:space="preserve"> </w:t>
+      </w:r>
+      <w:r>
+        <w:rPr>
+          <w:b/>
+          <w:bCs/>
+        </w:rPr>
+        <w:t xml:space="preserve">practical, messy problem</w:t>
+      </w:r>
+      <w:r>
+        <w:t xml:space="preserve"> </w:t>
+      </w:r>
+      <w:r>
+        <w:t xml:space="preserve">that required understanding</w:t>
+      </w:r>
+      <w:r>
+        <w:t xml:space="preserve"> </w:t>
+      </w:r>
+      <w:r>
+        <w:rPr>
+          <w:b/>
+          <w:bCs/>
+        </w:rPr>
+        <w:t xml:space="preserve">intricate customer workflows</w:t>
+      </w:r>
+      <w:r>
+        <w:t xml:space="preserve"> </w:t>
+      </w:r>
+      <w:r>
+        <w:t xml:space="preserve">and real-world constraints.</w:t>
       </w:r>
     </w:p>
     <w:p>
@@ -533,68 +615,109 @@
           <w:b/>
           <w:bCs/>
         </w:rPr>
-        <w:t xml:space="preserve">Onboarded and mentored 3 engineers</w:t>
-      </w:r>
-      <w:r>
-        <w:t xml:space="preserve"> </w:t>
-      </w:r>
-      <w:r>
-        <w:t xml:space="preserve">by providing structured technical guidance and code reviews, accelerating their ramp to</w:t>
-      </w:r>
-      <w:r>
-        <w:t xml:space="preserve"> </w:t>
-      </w:r>
-      <w:r>
-        <w:rPr>
-          <w:b/>
-          <w:bCs/>
-        </w:rPr>
-        <w:t xml:space="preserve">independent contribution</w:t>
-      </w:r>
-      <w:r>
-        <w:t xml:space="preserve"> </w:t>
-      </w:r>
-      <w:r>
-        <w:t xml:space="preserve">and improving overall team velocity.</w:t>
+        <w:t xml:space="preserve">Mentored and onboarded 3 engineers</w:t>
+      </w:r>
+      <w:r>
+        <w:t xml:space="preserve">, creating</w:t>
+      </w:r>
+      <w:r>
+        <w:t xml:space="preserve"> </w:t>
+      </w:r>
+      <w:r>
+        <w:rPr>
+          <w:b/>
+          <w:bCs/>
+        </w:rPr>
+        <w:t xml:space="preserve">internal playbooks</w:t>
+      </w:r>
+      <w:r>
+        <w:t xml:space="preserve"> </w:t>
+      </w:r>
+      <w:r>
+        <w:t xml:space="preserve">and reusable onboarding processes to accelerate team productivity and</w:t>
+      </w:r>
+      <w:r>
+        <w:t xml:space="preserve"> </w:t>
+      </w:r>
+      <w:r>
+        <w:rPr>
+          <w:b/>
+          <w:bCs/>
+        </w:rPr>
+        <w:t xml:space="preserve">scale future rollouts</w:t>
+      </w:r>
+      <w:r>
+        <w:t xml:space="preserve">.</w:t>
       </w:r>
     </w:p>
+    <w:tbl>
+      <w:tblPr>
+        <w:tblStyle w:val="Table"/>
+        <w:tblW w:type="pct" w:w="5000"/>
+        <w:tblLayout w:type="fixed"/>
+        <w:tblLook w:firstRow="1" w:lastRow="0" w:firstColumn="0" w:lastColumn="0" w:noHBand="0" w:noVBand="0" w:val="0020"/>
+      </w:tblPr>
+      <w:tblGrid>
+        <w:gridCol w:w="5808"/>
+        <w:gridCol w:w="2112"/>
+      </w:tblGrid>
+      <w:tr>
+        <w:trPr>
+          <w:tblHeader w:val="on"/>
+        </w:trPr>
+        <w:tc>
+          <w:tcPr/>
+          <w:p>
+            <w:pPr>
+              <w:pStyle w:val="Compact"/>
+            </w:pPr>
+            <w:r>
+              <w:rPr>
+                <w:b/>
+                <w:bCs/>
+              </w:rPr>
+              <w:t xml:space="preserve">Software Engineering Intern</w:t>
+            </w:r>
+            <w:r>
+              <w:t xml:space="preserve"> </w:t>
+            </w:r>
+            <w:r>
+              <w:t xml:space="preserve">—</w:t>
+            </w:r>
+            <w:r>
+              <w:t xml:space="preserve"> </w:t>
+            </w:r>
+            <w:r>
+              <w:rPr>
+                <w:b/>
+                <w:bCs/>
+              </w:rPr>
+              <w:t xml:space="preserve">C3 AI,</w:t>
+            </w:r>
+            <w:r>
+              <w:t xml:space="preserve"> </w:t>
+            </w:r>
+            <w:r>
+              <w:t xml:space="preserve">California, United States</w:t>
+            </w:r>
+          </w:p>
+        </w:tc>
+        <w:tc>
+          <w:tcPr/>
+          <w:p>
+            <w:pPr>
+              <w:pStyle w:val="Compact"/>
+              <w:jc w:val="right"/>
+            </w:pPr>
+            <w:r>
+              <w:t xml:space="preserve">May 2022 – Aug 2022</w:t>
+            </w:r>
+          </w:p>
+        </w:tc>
+      </w:tr>
+    </w:tbl>
     <w:p>
       <w:pPr>
-        <w:pStyle w:val="FirstParagraph"/>
-      </w:pPr>
-      <w:r>
-        <w:rPr>
-          <w:b/>
-          <w:bCs/>
-        </w:rPr>
-        <w:t xml:space="preserve">Software Engineering Intern</w:t>
-      </w:r>
-      <w:r>
-        <w:t xml:space="preserve"> </w:t>
-      </w:r>
-      <w:r>
-        <w:t xml:space="preserve">—</w:t>
-      </w:r>
-      <w:r>
-        <w:t xml:space="preserve"> </w:t>
-      </w:r>
-      <w:r>
-        <w:rPr>
-          <w:b/>
-          <w:bCs/>
-        </w:rPr>
-        <w:t xml:space="preserve">C3 AI,</w:t>
-      </w:r>
-      <w:r>
-        <w:t xml:space="preserve"> </w:t>
-      </w:r>
-      <w:r>
-        <w:t xml:space="preserve">California, United States | May 2022 – Aug 2022</w:t>
-      </w:r>
-    </w:p>
-    <w:p>
-      <w:pPr>
-        <w:pStyle w:val="Compact"/>
         <w:numPr>
           <w:ilvl w:val="0"/>
           <w:numId w:val="1002"/>
@@ -605,154 +728,260 @@
           <w:b/>
           <w:bCs/>
         </w:rPr>
-        <w:t xml:space="preserve">Built an enterprise data unification application</w:t>
-      </w:r>
-      <w:r>
-        <w:t xml:space="preserve"> </w:t>
-      </w:r>
-      <w:r>
-        <w:t xml:space="preserve">that</w:t>
-      </w:r>
-      <w:r>
-        <w:t xml:space="preserve"> </w:t>
-      </w:r>
-      <w:r>
-        <w:rPr>
-          <w:b/>
-          <w:bCs/>
-        </w:rPr>
-        <w:t xml:space="preserve">reduced report generation time by 85%</w:t>
-      </w:r>
-      <w:r>
-        <w:t xml:space="preserve"> </w:t>
-      </w:r>
-      <w:r>
-        <w:t xml:space="preserve">in a regulated reporting domain (ESG), by designing the data model, business logic, and</w:t>
-      </w:r>
-      <w:r>
-        <w:t xml:space="preserve"> </w:t>
-      </w:r>
-      <w:r>
-        <w:rPr>
-          <w:b/>
-          <w:bCs/>
-        </w:rPr>
-        <w:t xml:space="preserve">interactive React dashboards</w:t>
-      </w:r>
-      <w:r>
-        <w:t xml:space="preserve"> </w:t>
-      </w:r>
-      <w:r>
-        <w:t xml:space="preserve">for issue tracking and progress monitoring.</w:t>
+        <w:t xml:space="preserve">Led the deployment of an enterprise ESG application</w:t>
+      </w:r>
+      <w:r>
+        <w:t xml:space="preserve"> </w:t>
+      </w:r>
+      <w:r>
+        <w:t xml:space="preserve">that unified fragmented data across multiple</w:t>
+      </w:r>
+      <w:r>
+        <w:t xml:space="preserve"> </w:t>
+      </w:r>
+      <w:r>
+        <w:rPr>
+          <w:b/>
+          <w:bCs/>
+        </w:rPr>
+        <w:t xml:space="preserve">client workstreams</w:t>
+      </w:r>
+      <w:r>
+        <w:t xml:space="preserve">, enabling issue tracking and</w:t>
+      </w:r>
+      <w:r>
+        <w:t xml:space="preserve"> </w:t>
+      </w:r>
+      <w:r>
+        <w:rPr>
+          <w:b/>
+          <w:bCs/>
+        </w:rPr>
+        <w:t xml:space="preserve">reducing report generation time by 85%</w:t>
+      </w:r>
+      <w:r>
+        <w:t xml:space="preserve"> </w:t>
+      </w:r>
+      <w:r>
+        <w:t xml:space="preserve">— translating complex stakeholder needs into a</w:t>
+      </w:r>
+      <w:r>
+        <w:t xml:space="preserve"> </w:t>
+      </w:r>
+      <w:r>
+        <w:rPr>
+          <w:b/>
+          <w:bCs/>
+        </w:rPr>
+        <w:t xml:space="preserve">scalable, AI-era workflow</w:t>
+      </w:r>
+      <w:r>
+        <w:t xml:space="preserve">.</w:t>
       </w:r>
     </w:p>
     <w:p>
       <w:pPr>
-        <w:pStyle w:val="FirstParagraph"/>
-      </w:pPr>
-      <w:r>
-        <w:t xml:space="preserve">(Merged into bullet above for conciseness — 1-page constraint)</w:t>
+        <w:numPr>
+          <w:ilvl w:val="0"/>
+          <w:numId w:val="1002"/>
+        </w:numPr>
+      </w:pPr>
+      <w:r>
+        <w:rPr>
+          <w:b/>
+          <w:bCs/>
+        </w:rPr>
+        <w:t xml:space="preserve">Designed the data model and business logic</w:t>
+      </w:r>
+      <w:r>
+        <w:t xml:space="preserve"> </w:t>
+      </w:r>
+      <w:r>
+        <w:t xml:space="preserve">for ESG issue tracking, enabling impact factor calculation and</w:t>
+      </w:r>
+      <w:r>
+        <w:t xml:space="preserve"> </w:t>
+      </w:r>
+      <w:r>
+        <w:rPr>
+          <w:b/>
+          <w:bCs/>
+        </w:rPr>
+        <w:t xml:space="preserve">interactive visualizations</w:t>
+      </w:r>
+      <w:r>
+        <w:t xml:space="preserve"> </w:t>
+      </w:r>
+      <w:r>
+        <w:t xml:space="preserve">using</w:t>
+      </w:r>
+      <w:r>
+        <w:t xml:space="preserve"> </w:t>
+      </w:r>
+      <w:r>
+        <w:rPr>
+          <w:b/>
+          <w:bCs/>
+        </w:rPr>
+        <w:t xml:space="preserve">React</w:t>
+      </w:r>
+      <w:r>
+        <w:t xml:space="preserve"> </w:t>
+      </w:r>
+      <w:r>
+        <w:t xml:space="preserve">and</w:t>
+      </w:r>
+      <w:r>
+        <w:t xml:space="preserve"> </w:t>
+      </w:r>
+      <w:r>
+        <w:rPr>
+          <w:b/>
+          <w:bCs/>
+        </w:rPr>
+        <w:t xml:space="preserve">Redux</w:t>
+      </w:r>
+      <w:r>
+        <w:t xml:space="preserve"> </w:t>
+      </w:r>
+      <w:r>
+        <w:t xml:space="preserve">—</w:t>
+      </w:r>
+      <w:r>
+        <w:t xml:space="preserve"> </w:t>
+      </w:r>
+      <w:r>
+        <w:rPr>
+          <w:b/>
+          <w:bCs/>
+        </w:rPr>
+        <w:t xml:space="preserve">bridging customers and product</w:t>
+      </w:r>
+      <w:r>
+        <w:t xml:space="preserve"> </w:t>
+      </w:r>
+      <w:r>
+        <w:t xml:space="preserve">by translating ground-level learnings into platform improvements.</w:t>
       </w:r>
     </w:p>
+    <w:tbl>
+      <w:tblPr>
+        <w:tblStyle w:val="Table"/>
+        <w:tblW w:type="pct" w:w="5000"/>
+        <w:tblLayout w:type="fixed"/>
+        <w:tblLook w:firstRow="1" w:lastRow="0" w:firstColumn="0" w:lastColumn="0" w:noHBand="0" w:noVBand="0" w:val="0020"/>
+      </w:tblPr>
+      <w:tblGrid>
+        <w:gridCol w:w="5808"/>
+        <w:gridCol w:w="2112"/>
+      </w:tblGrid>
+      <w:tr>
+        <w:trPr>
+          <w:tblHeader w:val="on"/>
+        </w:trPr>
+        <w:tc>
+          <w:tcPr/>
+          <w:p>
+            <w:pPr>
+              <w:pStyle w:val="Compact"/>
+            </w:pPr>
+            <w:r>
+              <w:rPr>
+                <w:b/>
+                <w:bCs/>
+              </w:rPr>
+              <w:t xml:space="preserve">Full Stack Web Developer Intern</w:t>
+            </w:r>
+            <w:r>
+              <w:t xml:space="preserve"> </w:t>
+            </w:r>
+            <w:r>
+              <w:t xml:space="preserve">—</w:t>
+            </w:r>
+            <w:r>
+              <w:t xml:space="preserve"> </w:t>
+            </w:r>
+            <w:r>
+              <w:rPr>
+                <w:b/>
+                <w:bCs/>
+              </w:rPr>
+              <w:t xml:space="preserve">Stratzy,</w:t>
+            </w:r>
+            <w:r>
+              <w:t xml:space="preserve"> </w:t>
+            </w:r>
+            <w:r>
+              <w:t xml:space="preserve">Mumbai, India</w:t>
+            </w:r>
+          </w:p>
+        </w:tc>
+        <w:tc>
+          <w:tcPr/>
+          <w:p>
+            <w:pPr>
+              <w:pStyle w:val="Compact"/>
+              <w:jc w:val="right"/>
+            </w:pPr>
+            <w:r>
+              <w:t xml:space="preserve">Apr 2019 – Jul 2019</w:t>
+            </w:r>
+          </w:p>
+        </w:tc>
+      </w:tr>
+    </w:tbl>
     <w:p>
       <w:pPr>
-        <w:pStyle w:val="BodyText"/>
-      </w:pPr>
-      <w:r>
-        <w:rPr>
-          <w:b/>
-          <w:bCs/>
-        </w:rPr>
-        <w:t xml:space="preserve">Full Stack Web Developer Intern</w:t>
-      </w:r>
-      <w:r>
-        <w:t xml:space="preserve"> </w:t>
-      </w:r>
-      <w:r>
-        <w:t xml:space="preserve">—</w:t>
-      </w:r>
-      <w:r>
-        <w:t xml:space="preserve"> </w:t>
-      </w:r>
-      <w:r>
-        <w:rPr>
-          <w:b/>
-          <w:bCs/>
-        </w:rPr>
-        <w:t xml:space="preserve">Stratzy,</w:t>
-      </w:r>
-      <w:r>
-        <w:t xml:space="preserve"> </w:t>
-      </w:r>
-      <w:r>
-        <w:t xml:space="preserve">Mumbai, India | Apr 2019 – Jul 2019</w:t>
-      </w:r>
-    </w:p>
-    <w:p>
-      <w:pPr>
-        <w:pStyle w:val="Compact"/>
         <w:numPr>
           <w:ilvl w:val="0"/>
           <w:numId w:val="1003"/>
         </w:numPr>
       </w:pPr>
       <w:r>
-        <w:rPr>
-          <w:b/>
-          <w:bCs/>
-        </w:rPr>
-        <w:t xml:space="preserve">Designed a data schema for algorithmic trading strategies</w:t>
-      </w:r>
-      <w:r>
-        <w:t xml:space="preserve"> </w:t>
-      </w:r>
-      <w:r>
-        <w:t xml:space="preserve">in a</w:t>
-      </w:r>
-      <w:r>
-        <w:t xml:space="preserve"> </w:t>
-      </w:r>
-      <w:r>
-        <w:rPr>
-          <w:b/>
-          <w:bCs/>
-        </w:rPr>
-        <w:t xml:space="preserve">financial services</w:t>
-      </w:r>
-      <w:r>
-        <w:t xml:space="preserve"> </w:t>
-      </w:r>
-      <w:r>
-        <w:t xml:space="preserve">context using</w:t>
-      </w:r>
-      <w:r>
-        <w:t xml:space="preserve"> </w:t>
-      </w:r>
-      <w:r>
-        <w:rPr>
-          <w:b/>
-          <w:bCs/>
-        </w:rPr>
-        <w:t xml:space="preserve">MongoDB</w:t>
-      </w:r>
-      <w:r>
-        <w:t xml:space="preserve">, and</w:t>
-      </w:r>
-      <w:r>
-        <w:t xml:space="preserve"> </w:t>
-      </w:r>
-      <w:r>
-        <w:rPr>
-          <w:b/>
-          <w:bCs/>
-        </w:rPr>
-        <w:t xml:space="preserve">built a React + Express.js marketplace</w:t>
-      </w:r>
-      <w:r>
-        <w:t xml:space="preserve"> </w:t>
-      </w:r>
-      <w:r>
-        <w:t xml:space="preserve">enabling customers to transact on strategies.</w:t>
+        <w:t xml:space="preserve">Designed a</w:t>
+      </w:r>
+      <w:r>
+        <w:t xml:space="preserve"> </w:t>
+      </w:r>
+      <w:r>
+        <w:rPr>
+          <w:b/>
+          <w:bCs/>
+        </w:rPr>
+        <w:t xml:space="preserve">data pipeline</w:t>
+      </w:r>
+      <w:r>
+        <w:t xml:space="preserve"> </w:t>
+      </w:r>
+      <w:r>
+        <w:t xml:space="preserve">schema for storing algorithmic trading strategies using Mongoose for MongoDB, enabling automated calculation of optimum stop-loss and trigger prices in a</w:t>
+      </w:r>
+      <w:r>
+        <w:t xml:space="preserve"> </w:t>
+      </w:r>
+      <w:r>
+        <w:rPr>
+          <w:b/>
+          <w:bCs/>
+        </w:rPr>
+        <w:t xml:space="preserve">regulated finance</w:t>
+      </w:r>
+      <w:r>
+        <w:t xml:space="preserve"> </w:t>
+      </w:r>
+      <w:r>
+        <w:t xml:space="preserve">context.</w:t>
+      </w:r>
+    </w:p>
+    <w:p>
+      <w:pPr>
+        <w:numPr>
+          <w:ilvl w:val="0"/>
+          <w:numId w:val="1003"/>
+        </w:numPr>
+      </w:pPr>
+      <w:r>
+        <w:t xml:space="preserve">Developed an e-commerce portal using React and Express.JS for customers to buy and sell strategies.</w:t>
       </w:r>
     </w:p>
     <w:p>
@@ -766,94 +995,232 @@
     <w:bookmarkStart w:id="14" w:name="skills"/>
     <w:p>
       <w:pPr>
-        <w:pStyle w:val="Heading3"/>
+        <w:pStyle w:val="Heading2"/>
       </w:pPr>
       <w:r>
         <w:t xml:space="preserve">Skills</w:t>
       </w:r>
     </w:p>
-    <w:p>
-      <w:pPr>
-        <w:pStyle w:val="FirstParagraph"/>
-      </w:pPr>
-      <w:r>
-        <w:rPr>
-          <w:b/>
-          <w:bCs/>
-        </w:rPr>
-        <w:t xml:space="preserve">Languages:</w:t>
-      </w:r>
-      <w:r>
-        <w:t xml:space="preserve"> </w:t>
-      </w:r>
-      <w:r>
-        <w:t xml:space="preserve">Python, SQL, JavaScript, C, Java |</w:t>
-      </w:r>
-      <w:r>
-        <w:t xml:space="preserve"> </w:t>
-      </w:r>
-      <w:r>
-        <w:rPr>
-          <w:b/>
-          <w:bCs/>
-        </w:rPr>
-        <w:t xml:space="preserve">AI/Data:</w:t>
-      </w:r>
-      <w:r>
-        <w:t xml:space="preserve"> </w:t>
-      </w:r>
-      <w:r>
-        <w:t xml:space="preserve">TensorFlow, Keras, OpenCV, LLM Agents, Apache Spark |</w:t>
-      </w:r>
-      <w:r>
-        <w:t xml:space="preserve"> </w:t>
-      </w:r>
-      <w:r>
-        <w:rPr>
-          <w:b/>
-          <w:bCs/>
-        </w:rPr>
-        <w:t xml:space="preserve">Databases:</w:t>
-      </w:r>
-      <w:r>
-        <w:t xml:space="preserve"> </w:t>
-      </w:r>
-      <w:r>
-        <w:t xml:space="preserve">PostgreSQL, MySQL, MongoDB |</w:t>
-      </w:r>
-      <w:r>
-        <w:t xml:space="preserve"> </w:t>
-      </w:r>
-      <w:r>
-        <w:rPr>
-          <w:b/>
-          <w:bCs/>
-        </w:rPr>
-        <w:t xml:space="preserve">Web &amp; APIs:</w:t>
-      </w:r>
-      <w:r>
-        <w:t xml:space="preserve"> </w:t>
-      </w:r>
-      <w:r>
-        <w:t xml:space="preserve">React, Redux, Node.js, Angular, REST APIs, HTML/CSS |</w:t>
-      </w:r>
-      <w:r>
-        <w:t xml:space="preserve"> </w:t>
-      </w:r>
-      <w:r>
-        <w:rPr>
-          <w:b/>
-          <w:bCs/>
-        </w:rPr>
-        <w:t xml:space="preserve">Tools &amp; Infra:</w:t>
-      </w:r>
-      <w:r>
-        <w:t xml:space="preserve"> </w:t>
-      </w:r>
-      <w:r>
-        <w:t xml:space="preserve">GitHub, Linux, Opensearch, Grafana, Figma</w:t>
-      </w:r>
-    </w:p>
+    <w:tbl>
+      <w:tblPr>
+        <w:tblStyle w:val="Table"/>
+        <w:tblW w:type="pct" w:w="5000"/>
+        <w:tblLayout w:type="fixed"/>
+        <w:tblLook w:firstRow="1" w:lastRow="0" w:firstColumn="0" w:lastColumn="0" w:noHBand="0" w:noVBand="0" w:val="0020"/>
+      </w:tblPr>
+      <w:tblGrid>
+        <w:gridCol w:w="5808"/>
+        <w:gridCol w:w="2112"/>
+      </w:tblGrid>
+      <w:tr>
+        <w:trPr>
+          <w:tblHeader w:val="on"/>
+        </w:trPr>
+        <w:tc>
+          <w:tcPr/>
+          <w:p>
+            <w:pPr>
+              <w:pStyle w:val="Compact"/>
+            </w:pPr>
+            <w:r>
+              <w:rPr>
+                <w:b/>
+                <w:bCs/>
+              </w:rPr>
+              <w:t xml:space="preserve">Programming Languages:</w:t>
+            </w:r>
+            <w:r>
+              <w:t xml:space="preserve"> </w:t>
+            </w:r>
+            <w:r>
+              <w:rPr>
+                <w:b/>
+                <w:bCs/>
+              </w:rPr>
+              <w:t xml:space="preserve">Python</w:t>
+            </w:r>
+            <w:r>
+              <w:t xml:space="preserve">, C, Java,</w:t>
+            </w:r>
+            <w:r>
+              <w:t xml:space="preserve"> </w:t>
+            </w:r>
+            <w:r>
+              <w:rPr>
+                <w:b/>
+                <w:bCs/>
+              </w:rPr>
+              <w:t xml:space="preserve">SQL</w:t>
+            </w:r>
+          </w:p>
+        </w:tc>
+        <w:tc>
+          <w:tcPr/>
+          <w:p>
+            <w:pPr>
+              <w:pStyle w:val="Compact"/>
+              <w:jc w:val="right"/>
+            </w:pPr>
+            <w:r>
+              <w:rPr>
+                <w:b/>
+                <w:bCs/>
+              </w:rPr>
+              <w:t xml:space="preserve">Frameworks:</w:t>
+            </w:r>
+            <w:r>
+              <w:t xml:space="preserve"> </w:t>
+            </w:r>
+            <w:r>
+              <w:t xml:space="preserve">Apache Spark, TensorFlow, Keras, OpenCV</w:t>
+            </w:r>
+          </w:p>
+        </w:tc>
+      </w:tr>
+      <w:tr>
+        <w:tc>
+          <w:tcPr/>
+          <w:p>
+            <w:pPr>
+              <w:pStyle w:val="Compact"/>
+            </w:pPr>
+            <w:r>
+              <w:rPr>
+                <w:b/>
+                <w:bCs/>
+              </w:rPr>
+              <w:t xml:space="preserve">Databases:</w:t>
+            </w:r>
+            <w:r>
+              <w:t xml:space="preserve"> </w:t>
+            </w:r>
+            <w:r>
+              <w:t xml:space="preserve">MySQL, MongoDB,</w:t>
+            </w:r>
+            <w:r>
+              <w:t xml:space="preserve"> </w:t>
+            </w:r>
+            <w:r>
+              <w:rPr>
+                <w:b/>
+                <w:bCs/>
+              </w:rPr>
+              <w:t xml:space="preserve">PostgreSQL</w:t>
+            </w:r>
+          </w:p>
+        </w:tc>
+        <w:tc>
+          <w:tcPr/>
+          <w:p>
+            <w:pPr>
+              <w:pStyle w:val="Compact"/>
+              <w:jc w:val="right"/>
+            </w:pPr>
+            <w:r>
+              <w:rPr>
+                <w:b/>
+                <w:bCs/>
+              </w:rPr>
+              <w:t xml:space="preserve">Web Development:</w:t>
+            </w:r>
+            <w:r>
+              <w:t xml:space="preserve"> </w:t>
+            </w:r>
+            <w:r>
+              <w:t xml:space="preserve">HTML, CSS, JavaScript, React, Angular, Node.js</w:t>
+            </w:r>
+          </w:p>
+        </w:tc>
+      </w:tr>
+      <w:tr>
+        <w:tc>
+          <w:tcPr/>
+          <w:p>
+            <w:pPr>
+              <w:pStyle w:val="Compact"/>
+            </w:pPr>
+            <w:r>
+              <w:rPr>
+                <w:b/>
+                <w:bCs/>
+              </w:rPr>
+              <w:t xml:space="preserve">Deployment &amp; Ops:</w:t>
+            </w:r>
+            <w:r>
+              <w:t xml:space="preserve"> </w:t>
+            </w:r>
+            <w:r>
+              <w:rPr>
+                <w:b/>
+                <w:bCs/>
+              </w:rPr>
+              <w:t xml:space="preserve">REST APIs</w:t>
+            </w:r>
+            <w:r>
+              <w:t xml:space="preserve">,</w:t>
+            </w:r>
+            <w:r>
+              <w:t xml:space="preserve"> </w:t>
+            </w:r>
+            <w:r>
+              <w:rPr>
+                <w:b/>
+                <w:bCs/>
+              </w:rPr>
+              <w:t xml:space="preserve">data pipelines</w:t>
+            </w:r>
+            <w:r>
+              <w:t xml:space="preserve">,</w:t>
+            </w:r>
+            <w:r>
+              <w:t xml:space="preserve"> </w:t>
+            </w:r>
+            <w:r>
+              <w:rPr>
+                <w:b/>
+                <w:bCs/>
+              </w:rPr>
+              <w:t xml:space="preserve">workflow automation</w:t>
+            </w:r>
+            <w:r>
+              <w:t xml:space="preserve">,</w:t>
+            </w:r>
+            <w:r>
+              <w:t xml:space="preserve"> </w:t>
+            </w:r>
+            <w:r>
+              <w:rPr>
+                <w:b/>
+                <w:bCs/>
+              </w:rPr>
+              <w:t xml:space="preserve">enterprise deployments</w:t>
+            </w:r>
+          </w:p>
+        </w:tc>
+        <w:tc>
+          <w:tcPr/>
+          <w:p>
+            <w:pPr>
+              <w:pStyle w:val="Compact"/>
+              <w:jc w:val="right"/>
+            </w:pPr>
+            <w:r>
+              <w:rPr>
+                <w:b/>
+                <w:bCs/>
+              </w:rPr>
+              <w:t xml:space="preserve">Other:</w:t>
+            </w:r>
+            <w:r>
+              <w:t xml:space="preserve"> </w:t>
+            </w:r>
+            <w:r>
+              <w:t xml:space="preserve">GitHub, Linux, Redux, Opensearch, Grafana, Figma</w:t>
+            </w:r>
+          </w:p>
+        </w:tc>
+      </w:tr>
+    </w:tbl>
     <w:p>
       <w:r>
         <w:pict>
@@ -865,95 +1232,62 @@
     <w:bookmarkStart w:id="15" w:name="education"/>
     <w:p>
       <w:pPr>
-        <w:pStyle w:val="Heading3"/>
+        <w:pStyle w:val="Heading2"/>
       </w:pPr>
       <w:r>
         <w:t xml:space="preserve">Education</w:t>
       </w:r>
     </w:p>
-    <w:p>
-      <w:pPr>
-        <w:pStyle w:val="FirstParagraph"/>
-      </w:pPr>
-      <w:r>
-        <w:rPr>
-          <w:b/>
-          <w:bCs/>
-        </w:rPr>
-        <w:t xml:space="preserve">University of Southern California,</w:t>
-      </w:r>
-      <w:r>
-        <w:t xml:space="preserve"> </w:t>
-      </w:r>
-      <w:r>
-        <w:t xml:space="preserve">Los Angeles, USA | Aug 2021 – May 2023</w:t>
-      </w:r>
-      <w:r>
-        <w:t xml:space="preserve"> </w:t>
-      </w:r>
-      <w:r>
-        <w:t xml:space="preserve">- Masters of Science in Computer Science</w:t>
-      </w:r>
-    </w:p>
-    <w:p>
-      <w:pPr>
-        <w:pStyle w:val="BodyText"/>
-      </w:pPr>
-      <w:r>
-        <w:rPr>
-          <w:b/>
-          <w:bCs/>
-        </w:rPr>
-        <w:t xml:space="preserve">Dwarkadas J. Sanghvi College of Engineering,</w:t>
-      </w:r>
-      <w:r>
-        <w:t xml:space="preserve"> </w:t>
-      </w:r>
-      <w:r>
-        <w:t xml:space="preserve">Mumbai, India | Aug 2017 – May 2021</w:t>
-      </w:r>
-      <w:r>
-        <w:t xml:space="preserve"> </w:t>
-      </w:r>
-      <w:r>
-        <w:t xml:space="preserve">- Bachelor of Computer Engineering with Distinction</w:t>
-      </w:r>
-    </w:p>
-    <w:p>
-      <w:r>
-        <w:pict>
-          <v:rect style="width:0;height:1.5pt" o:hralign="center" o:hrstd="t" o:hr="t"/>
-        </w:pict>
-      </w:r>
-    </w:p>
-    <w:bookmarkEnd w:id="15"/>
-    <w:bookmarkStart w:id="18" w:name="projects"/>
-    <w:p>
-      <w:pPr>
-        <w:pStyle w:val="Heading3"/>
-      </w:pPr>
-      <w:r>
-        <w:t xml:space="preserve">Projects</w:t>
-      </w:r>
-    </w:p>
-    <w:p>
-      <w:pPr>
-        <w:pStyle w:val="FirstParagraph"/>
-      </w:pPr>
-      <w:r>
-        <w:rPr>
-          <w:b/>
-          <w:bCs/>
-        </w:rPr>
-        <w:t xml:space="preserve">Image Processing —</w:t>
-      </w:r>
-      <w:r>
-        <w:t xml:space="preserve"> </w:t>
-      </w:r>
-      <w:r>
-        <w:t xml:space="preserve">Handwriting Cloning and Personality Analysis | Python, OpenCV</w:t>
-      </w:r>
-    </w:p>
+    <w:tbl>
+      <w:tblPr>
+        <w:tblStyle w:val="Table"/>
+        <w:tblW w:type="pct" w:w="5000"/>
+        <w:tblLayout w:type="fixed"/>
+        <w:tblLook w:firstRow="1" w:lastRow="0" w:firstColumn="0" w:lastColumn="0" w:noHBand="0" w:noVBand="0" w:val="0020"/>
+      </w:tblPr>
+      <w:tblGrid>
+        <w:gridCol w:w="5808"/>
+        <w:gridCol w:w="2112"/>
+      </w:tblGrid>
+      <w:tr>
+        <w:trPr>
+          <w:tblHeader w:val="on"/>
+        </w:trPr>
+        <w:tc>
+          <w:tcPr/>
+          <w:p>
+            <w:pPr>
+              <w:pStyle w:val="Compact"/>
+            </w:pPr>
+            <w:r>
+              <w:rPr>
+                <w:b/>
+                <w:bCs/>
+              </w:rPr>
+              <w:t xml:space="preserve">University of Southern California,</w:t>
+            </w:r>
+            <w:r>
+              <w:t xml:space="preserve"> </w:t>
+            </w:r>
+            <w:r>
+              <w:t xml:space="preserve">Los Angeles, USA</w:t>
+            </w:r>
+          </w:p>
+        </w:tc>
+        <w:tc>
+          <w:tcPr/>
+          <w:p>
+            <w:pPr>
+              <w:pStyle w:val="Compact"/>
+              <w:jc w:val="right"/>
+            </w:pPr>
+            <w:r>
+              <w:t xml:space="preserve">Aug 2021 – May 2023</w:t>
+            </w:r>
+          </w:p>
+        </w:tc>
+      </w:tr>
+    </w:tbl>
     <w:p>
       <w:pPr>
         <w:pStyle w:val="Compact"/>
@@ -963,79 +1297,59 @@
         </w:numPr>
       </w:pPr>
       <w:r>
-        <w:rPr>
-          <w:b/>
-          <w:bCs/>
-        </w:rPr>
-        <w:t xml:space="preserve">Built an end-to-end handwriting analysis pipeline</w:t>
-      </w:r>
-      <w:r>
-        <w:t xml:space="preserve"> </w:t>
-      </w:r>
-      <w:r>
-        <w:t xml:space="preserve">achieving</w:t>
-      </w:r>
-      <w:r>
-        <w:t xml:space="preserve"> </w:t>
-      </w:r>
-      <w:r>
-        <w:rPr>
-          <w:b/>
-          <w:bCs/>
-        </w:rPr>
-        <w:t xml:space="preserve">82% CNN accuracy</w:t>
-      </w:r>
-      <w:r>
-        <w:t xml:space="preserve">, by developing modules for</w:t>
-      </w:r>
-      <w:r>
-        <w:t xml:space="preserve"> </w:t>
-      </w:r>
-      <w:r>
-        <w:rPr>
-          <w:b/>
-          <w:bCs/>
-        </w:rPr>
-        <w:t xml:space="preserve">character segmentation, trajectory detection, and feature extraction</w:t>
-      </w:r>
-      <w:r>
-        <w:t xml:space="preserve"> </w:t>
-      </w:r>
-      <w:r>
-        <w:t xml:space="preserve">using</w:t>
-      </w:r>
-      <w:r>
-        <w:t xml:space="preserve"> </w:t>
-      </w:r>
-      <w:r>
-        <w:rPr>
-          <w:b/>
-          <w:bCs/>
-        </w:rPr>
-        <w:t xml:space="preserve">Python and OpenCV</w:t>
-      </w:r>
-      <w:r>
-        <w:t xml:space="preserve">.</w:t>
+        <w:t xml:space="preserve">Masters of Science in Computer Science</w:t>
       </w:r>
     </w:p>
-    <w:p>
-      <w:pPr>
-        <w:pStyle w:val="FirstParagraph"/>
-      </w:pPr>
-      <w:r>
-        <w:rPr>
-          <w:b/>
-          <w:bCs/>
-        </w:rPr>
-        <w:t xml:space="preserve">Machine Learning —</w:t>
-      </w:r>
-      <w:r>
-        <w:t xml:space="preserve"> </w:t>
-      </w:r>
-      <w:r>
-        <w:t xml:space="preserve">Stacked Ensembling for COVID-19 Detection | Python</w:t>
-      </w:r>
-    </w:p>
+    <w:tbl>
+      <w:tblPr>
+        <w:tblStyle w:val="Table"/>
+        <w:tblW w:type="pct" w:w="5000"/>
+        <w:tblLayout w:type="fixed"/>
+        <w:tblLook w:firstRow="1" w:lastRow="0" w:firstColumn="0" w:lastColumn="0" w:noHBand="0" w:noVBand="0" w:val="0020"/>
+      </w:tblPr>
+      <w:tblGrid>
+        <w:gridCol w:w="5808"/>
+        <w:gridCol w:w="2112"/>
+      </w:tblGrid>
+      <w:tr>
+        <w:trPr>
+          <w:tblHeader w:val="on"/>
+        </w:trPr>
+        <w:tc>
+          <w:tcPr/>
+          <w:p>
+            <w:pPr>
+              <w:pStyle w:val="Compact"/>
+            </w:pPr>
+            <w:r>
+              <w:rPr>
+                <w:b/>
+                <w:bCs/>
+              </w:rPr>
+              <w:t xml:space="preserve">Dwarkadas J. Sanghvi College of Engineering,</w:t>
+            </w:r>
+            <w:r>
+              <w:t xml:space="preserve"> </w:t>
+            </w:r>
+            <w:r>
+              <w:t xml:space="preserve">Mumbai, India</w:t>
+            </w:r>
+          </w:p>
+        </w:tc>
+        <w:tc>
+          <w:tcPr/>
+          <w:p>
+            <w:pPr>
+              <w:pStyle w:val="Compact"/>
+              <w:jc w:val="right"/>
+            </w:pPr>
+            <w:r>
+              <w:t xml:space="preserve">Aug 2017 – May 2021</w:t>
+            </w:r>
+          </w:p>
+        </w:tc>
+      </w:tr>
+    </w:tbl>
     <w:p>
       <w:pPr>
         <w:pStyle w:val="Compact"/>
@@ -1045,30 +1359,230 @@
         </w:numPr>
       </w:pPr>
       <w:r>
-        <w:rPr>
-          <w:b/>
-          <w:bCs/>
-        </w:rPr>
-        <w:t xml:space="preserve">Designed a four-model CNN ensemble</w:t>
-      </w:r>
-      <w:r>
-        <w:t xml:space="preserve"> </w:t>
-      </w:r>
-      <w:r>
-        <w:t xml:space="preserve">improving detection sensitivity over prior approaches, and</w:t>
-      </w:r>
-      <w:r>
-        <w:t xml:space="preserve"> </w:t>
-      </w:r>
-      <w:r>
-        <w:rPr>
-          <w:b/>
-          <w:bCs/>
-        </w:rPr>
-        <w:t xml:space="preserve">co-authored a published research paper</w:t>
-      </w:r>
-      <w:r>
-        <w:t xml:space="preserve">. (</w:t>
+        <w:t xml:space="preserve">Bachelor of Computer Engineering with Distinction</w:t>
+      </w:r>
+    </w:p>
+    <w:p>
+      <w:r>
+        <w:pict>
+          <v:rect style="width:0;height:1.5pt" o:hralign="center" o:hrstd="t" o:hr="t"/>
+        </w:pict>
+      </w:r>
+    </w:p>
+    <w:bookmarkEnd w:id="15"/>
+    <w:bookmarkStart w:id="18" w:name="projects"/>
+    <w:p>
+      <w:pPr>
+        <w:pStyle w:val="Heading2"/>
+      </w:pPr>
+      <w:r>
+        <w:t xml:space="preserve">Projects</w:t>
+      </w:r>
+    </w:p>
+    <w:tbl>
+      <w:tblPr>
+        <w:tblStyle w:val="Table"/>
+        <w:tblW w:type="pct" w:w="5000"/>
+        <w:tblLayout w:type="fixed"/>
+        <w:tblLook w:firstRow="1" w:lastRow="0" w:firstColumn="0" w:lastColumn="0" w:noHBand="0" w:noVBand="0" w:val="0020"/>
+      </w:tblPr>
+      <w:tblGrid>
+        <w:gridCol w:w="5808"/>
+        <w:gridCol w:w="2112"/>
+      </w:tblGrid>
+      <w:tr>
+        <w:trPr>
+          <w:tblHeader w:val="on"/>
+        </w:trPr>
+        <w:tc>
+          <w:tcPr/>
+          <w:p>
+            <w:pPr>
+              <w:pStyle w:val="Compact"/>
+            </w:pPr>
+            <w:r>
+              <w:rPr>
+                <w:b/>
+                <w:bCs/>
+              </w:rPr>
+              <w:t xml:space="preserve">Image Processing –</w:t>
+            </w:r>
+            <w:r>
+              <w:t xml:space="preserve"> </w:t>
+            </w:r>
+            <w:r>
+              <w:t xml:space="preserve">Handwriting Cloning and Personality analysis</w:t>
+            </w:r>
+          </w:p>
+        </w:tc>
+        <w:tc>
+          <w:tcPr/>
+          <w:p>
+            <w:pPr>
+              <w:pStyle w:val="Compact"/>
+              <w:jc w:val="right"/>
+            </w:pPr>
+            <w:r>
+              <w:t xml:space="preserve">Python, OpenCV</w:t>
+            </w:r>
+          </w:p>
+        </w:tc>
+      </w:tr>
+    </w:tbl>
+    <w:p>
+      <w:pPr>
+        <w:pStyle w:val="Compact"/>
+        <w:numPr>
+          <w:ilvl w:val="0"/>
+          <w:numId w:val="1006"/>
+        </w:numPr>
+      </w:pPr>
+      <w:r>
+        <w:rPr>
+          <w:b/>
+          <w:bCs/>
+        </w:rPr>
+        <w:t xml:space="preserve">Developed a handwriting analysis system</w:t>
+      </w:r>
+      <w:r>
+        <w:t xml:space="preserve"> </w:t>
+      </w:r>
+      <w:r>
+        <w:t xml:space="preserve">that extracts and replicates handwriting features, including offline character segmentation and pen trajectory detection.</w:t>
+      </w:r>
+    </w:p>
+    <w:p>
+      <w:pPr>
+        <w:pStyle w:val="Compact"/>
+        <w:numPr>
+          <w:ilvl w:val="0"/>
+          <w:numId w:val="1006"/>
+        </w:numPr>
+      </w:pPr>
+      <w:r>
+        <w:rPr>
+          <w:b/>
+          <w:bCs/>
+        </w:rPr>
+        <w:t xml:space="preserve">Trained a convolutional neural network</w:t>
+      </w:r>
+      <w:r>
+        <w:t xml:space="preserve"> </w:t>
+      </w:r>
+      <w:r>
+        <w:t xml:space="preserve">to recognize segmented handwritten characters, achieving</w:t>
+      </w:r>
+      <w:r>
+        <w:t xml:space="preserve"> </w:t>
+      </w:r>
+      <w:r>
+        <w:rPr>
+          <w:b/>
+          <w:bCs/>
+        </w:rPr>
+        <w:t xml:space="preserve">82% accuracy</w:t>
+      </w:r>
+      <w:r>
+        <w:t xml:space="preserve">.</w:t>
+      </w:r>
+    </w:p>
+    <w:p>
+      <w:pPr>
+        <w:pStyle w:val="Compact"/>
+        <w:numPr>
+          <w:ilvl w:val="0"/>
+          <w:numId w:val="1006"/>
+        </w:numPr>
+      </w:pPr>
+      <w:r>
+        <w:t xml:space="preserve">Built modules for</w:t>
+      </w:r>
+      <w:r>
+        <w:t xml:space="preserve"> </w:t>
+      </w:r>
+      <w:r>
+        <w:rPr>
+          <w:b/>
+          <w:bCs/>
+        </w:rPr>
+        <w:t xml:space="preserve">offline character segmentation and pen trajectory detection</w:t>
+      </w:r>
+      <w:r>
+        <w:t xml:space="preserve">.</w:t>
+      </w:r>
+    </w:p>
+    <w:tbl>
+      <w:tblPr>
+        <w:tblStyle w:val="Table"/>
+        <w:tblW w:type="pct" w:w="5000"/>
+        <w:tblLayout w:type="fixed"/>
+        <w:tblLook w:firstRow="1" w:lastRow="0" w:firstColumn="0" w:lastColumn="0" w:noHBand="0" w:noVBand="0" w:val="0020"/>
+      </w:tblPr>
+      <w:tblGrid>
+        <w:gridCol w:w="5808"/>
+        <w:gridCol w:w="2112"/>
+      </w:tblGrid>
+      <w:tr>
+        <w:trPr>
+          <w:tblHeader w:val="on"/>
+        </w:trPr>
+        <w:tc>
+          <w:tcPr/>
+          <w:p>
+            <w:pPr>
+              <w:pStyle w:val="Compact"/>
+            </w:pPr>
+            <w:r>
+              <w:rPr>
+                <w:b/>
+                <w:bCs/>
+              </w:rPr>
+              <w:t xml:space="preserve">Machine Learning –</w:t>
+            </w:r>
+            <w:r>
+              <w:t xml:space="preserve"> </w:t>
+            </w:r>
+            <w:r>
+              <w:t xml:space="preserve">Stacked ensembling approach for COVID-19 detection</w:t>
+            </w:r>
+          </w:p>
+        </w:tc>
+        <w:tc>
+          <w:tcPr/>
+          <w:p>
+            <w:pPr>
+              <w:pStyle w:val="Compact"/>
+              <w:jc w:val="right"/>
+            </w:pPr>
+            <w:r>
+              <w:t xml:space="preserve">Python</w:t>
+            </w:r>
+          </w:p>
+        </w:tc>
+      </w:tr>
+    </w:tbl>
+    <w:p>
+      <w:pPr>
+        <w:pStyle w:val="Compact"/>
+        <w:numPr>
+          <w:ilvl w:val="0"/>
+          <w:numId w:val="1007"/>
+        </w:numPr>
+      </w:pPr>
+      <w:r>
+        <w:t xml:space="preserve">Researched existing COVID-19 testing systems, identified limitations in prior CNN approaches, and designed a four-model CNN ensemble to improve detection accuracy.</w:t>
+      </w:r>
+    </w:p>
+    <w:p>
+      <w:pPr>
+        <w:pStyle w:val="Compact"/>
+        <w:numPr>
+          <w:ilvl w:val="0"/>
+          <w:numId w:val="1007"/>
+        </w:numPr>
+      </w:pPr>
+      <w:r>
+        <w:t xml:space="preserve">Co-authored a paper on the same highlighting the improved sensitivity of the ensembled model which can be helpful for medical diagnosis. (</w:t>
       </w:r>
       <w:hyperlink r:id="rId16">
         <w:r>
@@ -1082,47 +1596,73 @@
         <w:t xml:space="preserve">)</w:t>
       </w:r>
     </w:p>
-    <w:p>
-      <w:pPr>
-        <w:pStyle w:val="FirstParagraph"/>
-      </w:pPr>
-      <w:r>
-        <w:rPr>
-          <w:b/>
-          <w:bCs/>
-        </w:rPr>
-        <w:t xml:space="preserve">Web Application —</w:t>
-      </w:r>
-      <w:r>
-        <w:t xml:space="preserve"> </w:t>
-      </w:r>
-      <w:r>
-        <w:t xml:space="preserve">Computer Programming Exam Portal —</w:t>
-      </w:r>
-      <w:r>
-        <w:t xml:space="preserve"> </w:t>
-      </w:r>
-      <w:hyperlink r:id="rId17">
-        <w:r>
-          <w:rPr>
-            <w:rStyle w:val="Hyperlink"/>
-          </w:rPr>
-          <w:t xml:space="preserve">Demo</w:t>
-        </w:r>
-      </w:hyperlink>
-      <w:r>
-        <w:t xml:space="preserve"> </w:t>
-      </w:r>
-      <w:r>
-        <w:t xml:space="preserve">| Node.js, React, Python</w:t>
-      </w:r>
-    </w:p>
+    <w:tbl>
+      <w:tblPr>
+        <w:tblStyle w:val="Table"/>
+        <w:tblW w:type="pct" w:w="5000"/>
+        <w:tblLayout w:type="fixed"/>
+        <w:tblLook w:firstRow="1" w:lastRow="0" w:firstColumn="0" w:lastColumn="0" w:noHBand="0" w:noVBand="0" w:val="0020"/>
+      </w:tblPr>
+      <w:tblGrid>
+        <w:gridCol w:w="5808"/>
+        <w:gridCol w:w="2112"/>
+      </w:tblGrid>
+      <w:tr>
+        <w:trPr>
+          <w:tblHeader w:val="on"/>
+        </w:trPr>
+        <w:tc>
+          <w:tcPr/>
+          <w:p>
+            <w:pPr>
+              <w:pStyle w:val="Compact"/>
+            </w:pPr>
+            <w:r>
+              <w:rPr>
+                <w:b/>
+                <w:bCs/>
+              </w:rPr>
+              <w:t xml:space="preserve">Web Application –</w:t>
+            </w:r>
+            <w:r>
+              <w:t xml:space="preserve"> </w:t>
+            </w:r>
+            <w:r>
+              <w:t xml:space="preserve">Computer Programming Exam Portal -</w:t>
+            </w:r>
+            <w:r>
+              <w:t xml:space="preserve"> </w:t>
+            </w:r>
+            <w:hyperlink r:id="rId17">
+              <w:r>
+                <w:rPr>
+                  <w:rStyle w:val="Hyperlink"/>
+                </w:rPr>
+                <w:t xml:space="preserve">Demo</w:t>
+              </w:r>
+            </w:hyperlink>
+          </w:p>
+        </w:tc>
+        <w:tc>
+          <w:tcPr/>
+          <w:p>
+            <w:pPr>
+              <w:pStyle w:val="Compact"/>
+              <w:jc w:val="right"/>
+            </w:pPr>
+            <w:r>
+              <w:t xml:space="preserve">Node.js, React, Python</w:t>
+            </w:r>
+          </w:p>
+        </w:tc>
+      </w:tr>
+    </w:tbl>
     <w:p>
       <w:pPr>
         <w:pStyle w:val="Compact"/>
         <w:numPr>
           <w:ilvl w:val="0"/>
-          <w:numId w:val="1006"/>
+          <w:numId w:val="1008"/>
         </w:numPr>
       </w:pPr>
       <w:r>
@@ -1130,26 +1670,71 @@
           <w:b/>
           <w:bCs/>
         </w:rPr>
-        <w:t xml:space="preserve">Deployed a real-time exam platform</w:t>
-      </w:r>
-      <w:r>
-        <w:t xml:space="preserve"> </w:t>
-      </w:r>
-      <w:r>
-        <w:t xml:space="preserve">serving</w:t>
-      </w:r>
-      <w:r>
-        <w:t xml:space="preserve"> </w:t>
-      </w:r>
-      <w:r>
-        <w:rPr>
-          <w:b/>
-          <w:bCs/>
-        </w:rPr>
-        <w:t xml:space="preserve">600+ concurrent users</w:t>
-      </w:r>
-      <w:r>
-        <w:t xml:space="preserve">, reducing manual grading time by</w:t>
+        <w:t xml:space="preserve">Designed and deployed a paperless exam platform</w:t>
+      </w:r>
+      <w:r>
+        <w:t xml:space="preserve"> </w:t>
+      </w:r>
+      <w:r>
+        <w:t xml:space="preserve">for 600+ concurrent users,</w:t>
+      </w:r>
+      <w:r>
+        <w:t xml:space="preserve"> </w:t>
+      </w:r>
+      <w:r>
+        <w:rPr>
+          <w:b/>
+          <w:bCs/>
+        </w:rPr>
+        <w:t xml:space="preserve">owning the problem end-to-end</w:t>
+      </w:r>
+      <w:r>
+        <w:t xml:space="preserve"> </w:t>
+      </w:r>
+      <w:r>
+        <w:t xml:space="preserve">from server architecture (</w:t>
+      </w:r>
+      <w:r>
+        <w:rPr>
+          <w:b/>
+          <w:bCs/>
+        </w:rPr>
+        <w:t xml:space="preserve">Node.js</w:t>
+      </w:r>
+      <w:r>
+        <w:t xml:space="preserve">) through</w:t>
+      </w:r>
+      <w:r>
+        <w:t xml:space="preserve"> </w:t>
+      </w:r>
+      <w:r>
+        <w:rPr>
+          <w:b/>
+          <w:bCs/>
+        </w:rPr>
+        <w:t xml:space="preserve">Python</w:t>
+      </w:r>
+      <w:r>
+        <w:t xml:space="preserve">-based auto-grading.</w:t>
+      </w:r>
+    </w:p>
+    <w:p>
+      <w:pPr>
+        <w:pStyle w:val="Compact"/>
+        <w:numPr>
+          <w:ilvl w:val="0"/>
+          <w:numId w:val="1008"/>
+        </w:numPr>
+      </w:pPr>
+      <w:r>
+        <w:rPr>
+          <w:b/>
+          <w:bCs/>
+        </w:rPr>
+        <w:t xml:space="preserve">Automated score generation</w:t>
+      </w:r>
+      <w:r>
+        <w:t xml:space="preserve">, reducing correction time by</w:t>
       </w:r>
       <w:r>
         <w:t xml:space="preserve"> </w:t>
@@ -1162,51 +1747,29 @@
         <w:t xml:space="preserve">55%</w:t>
       </w:r>
       <w:r>
-        <w:t xml:space="preserve">, by building an</w:t>
-      </w:r>
-      <w:r>
-        <w:t xml:space="preserve"> </w:t>
-      </w:r>
-      <w:r>
-        <w:rPr>
-          <w:b/>
-          <w:bCs/>
-        </w:rPr>
-        <w:t xml:space="preserve">automated scoring pipeline</w:t>
-      </w:r>
-      <w:r>
-        <w:t xml:space="preserve"> </w:t>
-      </w:r>
-      <w:r>
-        <w:t xml:space="preserve">with</w:t>
-      </w:r>
-      <w:r>
-        <w:t xml:space="preserve"> </w:t>
-      </w:r>
-      <w:r>
-        <w:rPr>
-          <w:b/>
-          <w:bCs/>
-        </w:rPr>
-        <w:t xml:space="preserve">Node.js, React, and Python</w:t>
-      </w:r>
-      <w:r>
-        <w:t xml:space="preserve">. (</w:t>
-      </w:r>
-      <w:hyperlink r:id="rId17">
-        <w:r>
-          <w:rPr>
-            <w:rStyle w:val="Hyperlink"/>
-          </w:rPr>
-          <w:t xml:space="preserve">Demo</w:t>
-        </w:r>
-      </w:hyperlink>
-      <w:r>
-        <w:t xml:space="preserve">)</w:t>
+        <w:t xml:space="preserve"> </w:t>
+      </w:r>
+      <w:r>
+        <w:t xml:space="preserve">— building a</w:t>
+      </w:r>
+      <w:r>
+        <w:t xml:space="preserve"> </w:t>
+      </w:r>
+      <w:r>
+        <w:rPr>
+          <w:b/>
+          <w:bCs/>
+        </w:rPr>
+        <w:t xml:space="preserve">reusable, operationalized process</w:t>
+      </w:r>
+      <w:r>
+        <w:t xml:space="preserve"> </w:t>
+      </w:r>
+      <w:r>
+        <w:t xml:space="preserve">that replaced a fully manual workflow.</w:t>
       </w:r>
     </w:p>
     <w:bookmarkEnd w:id="18"/>
-    <w:bookmarkEnd w:id="19"/>
     <w:sectPr>
       <w:pgSz w:h="15840" w:w="12240"/>
       <w:pgMar w:bottom="806" w:footer="706" w:gutter="0" w:header="706" w:left="720" w:right="720" w:top="432"/>
@@ -2146,6 +2709,12 @@
     <w:abstractNumId w:val="991"/>
   </w:num>
   <w:num w:numId="1006">
+    <w:abstractNumId w:val="991"/>
+  </w:num>
+  <w:num w:numId="1007">
+    <w:abstractNumId w:val="991"/>
+  </w:num>
+  <w:num w:numId="1008">
     <w:abstractNumId w:val="991"/>
   </w:num>
 </w:numbering>
